--- a/History/chapters/17 - Ships, Gunpowder, and Gold - Exploration, Conquest, and the Colonial Age.docx
+++ b/History/chapters/17 - Ships, Gunpowder, and Gold - Exploration, Conquest, and the Colonial Age.docx
@@ -114,7 +114,7 @@
         <w:spacing w:after="200"/>
       </w:pPr>
       <w:r>
-        <w:t xml:space="preserve">The conquest of the Americas that followed was, in the dolphins' accounting, not primarily a military story. Disease did most of the work: smallpox, measles, and influenza, carried unknowingly by the first waves of contact, killed an estimated 80 to 90 percent of the Indigenous population of the Americas over the following century and a half, a demographic collapse with no real precedent elsewhere in this book. Conquest by force, from Cortés's fall of the Aztec capital Tenochtitlan in 1521 to Pizarro's capture of the Inca emperor Atahualpa in 1532, finished what disease had made possible well before the soldiers arrived.</w:t>
+        <w:t xml:space="preserve">The conquest of the Americas that followed was, in the dolphins' accounting, not primarily a military story. Disease did most of the work: smallpox, measles, and influenza, carried unknowingly by the first waves of contact, killed an estimated majority of the Indigenous population of the Americas over the following century and a half — estimates for just how much range from around half to as high as 90 percent, since the pre-contact population they're measured against remains disputed — a demographic collapse with no real precedent elsewhere in this book. Conquest by force, from Cortés's fall of the Aztec capital Tenochtitlan in 1521 to Pizarro's capture of the Inca emperor Atahualpa in 1532, finished what disease had made possible well before the soldiers arrived.</w:t>
       </w:r>
     </w:p>
     <w:p>

--- a/History/chapters/17 - Ships, Gunpowder, and Gold - Exploration, Conquest, and the Colonial Age.docx
+++ b/History/chapters/17 - Ships, Gunpowder, and Gold - Exploration, Conquest, and the Colonial Age.docx
@@ -74,7 +74,7 @@
         <w:spacing w:after="200"/>
       </w:pPr>
       <w:r>
-        <w:t xml:space="preserve">Gunpowder, invented in China centuries earlier, had by this point been adapted into cannon and firearms that gave technologically organized states a decisive edge over societies without them — historians group Spain, Portugal, and later England, France, and others, among a set of “gunpowder empires” for exactly this reason.</w:t>
+        <w:t xml:space="preserve">Gunpowder, invented in China centuries earlier, had by this point been adapted into cannon and firearms that gave technologically organized states a decisive edge over societies without them. Historians coined the term “gunpowder empires” for the Ottoman, Safavid, and Mughal states, which rose on exactly this advantage; Spain, Portugal, and later England and France ran the same arithmetic, carried by ship.</w:t>
       </w:r>
     </w:p>
     <w:p>
